--- a/state-vignettes/california_highway_report.docx
+++ b/state-vignettes/california_highway_report.docx
@@ -10,57 +10,57 @@
         <w:rPr>
           <w:color w:val="FF5500"/>
         </w:rPr>
-        <w:t>California Ranks 49th in the Nation in Highway Performance and Cost-Effectiveness</w:t>
+        <w:t>California Ranks 47th in the Nation in Highway Performance and Cost-Effectiveness</w:t>
       </w:r>
     </w:p>
     <w:p>
       <w:r>
-        <w:t>California’s highway system ranks 49th in the nation in overall cost-effectiveness and condition.</w:t>
+        <w:t>California’s highway system ranks 47th in the nation in overall cost-effectiveness and condition.</w:t>
       </w:r>
     </w:p>
     <w:p>
       <w:r>
-        <w:t>According to the Annual Highway Report by Reason Foundation, this ranking is the same as last year’s.</w:t>
+        <w:t>According to the Annual Highway Report by Reason Foundation, this is a change from the state's previous rankings.</w:t>
       </w:r>
     </w:p>
     <w:p>
       <w:r>
-        <w:t>In safety and condition categories, California’s highways rank 48th in urban Interstate pavement condition, 47th in rural Interstate pavement condition, 50th in urban arterial pavement condition, 39th in rural arterial pavement condition, 25th in structurally deficient bridges, 27th in urban fatality rate, and 36th in rural fatality rate.</w:t>
+        <w:t>In safety and condition categories, California’s highways rank 47th in urban Interstate pavement condition, 45th in rural Interstate pavement condition, 50th in urban arterial pavement condition, 41st in rural arterial pavement condition, 24th in structurally deficient bridges, 23rd in urban fatality rate, and 31st in rural fatality rate.</w:t>
       </w:r>
     </w:p>
     <w:p>
       <w:r>
-        <w:t>California ranks 46th out of the 50 states in traffic congestion, and its drivers spend 49.37 hours a year stuck in traffic congestion.</w:t>
+        <w:t>California ranks 46th out of the 50 states in traffic congestion, and its drivers spend 49.58 hours a year stuck in traffic congestion.</w:t>
       </w:r>
     </w:p>
     <w:p>
       <w:r>
-        <w:t>In spending and cost-effectiveness, California ranks 41st in capital and bridge disbursements, which are the costs of building new roads and bridges and widening existing ones. California ranks 44th in maintenance spending, such as the costs of repaving roads and filling in potholes. California’s administrative disbursements, including office spending that doesn’t make its way to roads, rank 35th nationwide.</w:t>
+        <w:t>In spending and cost-effectiveness, California ranks 42nd in capital and bridge disbursements, which are the costs of building new roads and bridges and widening existing ones. California ranks 46th in maintenance spending, such as the costs of repaving roads and filling in potholes. California’s administrative disbursements, including office spending that doesn’t make its way to roads, rank 29th nationwide.</w:t>
       </w:r>
     </w:p>
     <w:p>
       <w:r>
-        <w:t>Compared to last year, California has the following notable changes in rankings: Other Fatality Rate improved by 6 points, from 45 to 39; Rural Fatality Rate worsened by 8 points, from 28 to 36; Urban Fatality Rate improved by 6 points, from 33 to 27; Other Disbursements worsened by 5 points, from 43 to 48.</w:t>
+        <w:t>Compared to last year, California has the following notable changes in rankings: Administrative Disbursements improved by 6 points, from 35 to 29; Other Disbursements improved by 7 points, from 48 to 41; Rural Fatality Rate improved by 5 points, from 36 to 31.</w:t>
       </w:r>
     </w:p>
     <w:p>
       <w:r>
-        <w:t>Compared to neighboring and nearby states, California’s overall highway performance is worse than Washington (48th), Arizona (41st), Nevada (25th), and Oregon (33rd).</w:t>
+        <w:t>Compared to neighboring and nearby states, California’s overall highway performance is better than Washington (49th); worse than Arizona (42nd), Nevada (26th), and Oregon (28th).</w:t>
       </w:r>
     </w:p>
     <w:p>
       <w:r>
-        <w:t>Comparing its overall performance to similarly populated states, California ranks worse than Florida (14th) and Texas (27th).</w:t>
+        <w:t>Comparing its overall performance to similarly populated states, California ranks worse than Florida (10th) and Texas (30th).</w:t>
       </w:r>
     </w:p>
     <w:p>
       <w:r>
-        <w:t>California’s highway system ranks 49th out of 50 states overall this year, the same ranking as last year.</w:t>
+        <w:t>California’s highway system ranks 47th out of 50 states overall this year, compared to 49th last year.</w:t>
       </w:r>
     </w:p>
     <w:p>
       <w:r>
-        <w:t>“In terms of improving in the road condition and performance categories, California should focus on reducing Urban Other Principal Arterial Pavement Condition and Overall. California’s rank of 50th in Urban Other Principal Arterial Pavement Condition makes it one of the worst in the nation for this safety metric,” said Baruch Feigenbaum, lead author of the 29th Annual Highway Report and senior managing director of transportation policy at Reason Foundation.</w:t>
+        <w:t>“In terms of improving in the road condition and performance categories, California should focus on reducing Urban Other Principal Arterial Pavement Condition and Overall. California’s rank of 50th in Urban Other Principal Arterial Pavement Condition makes it one of the worst in the nation for this safety metric,” said Baruch Feigenbaum, lead author of the 30th Annual Highway Report and senior managing director of transportation policy at Reason Foundation.</w:t>
       </w:r>
     </w:p>
     <w:p>
@@ -70,7 +70,7 @@
           <w:color w:val="FF5500"/>
           <w:sz w:val="28"/>
         </w:rPr>
-        <w:t>CALIFORNIA’S RANKINGS IN THE 29TH ANNUAL HIGHWAY REPORT</w:t>
+        <w:t>CALIFORNIA’S RANKINGS IN THE 30TH ANNUAL HIGHWAY REPORT</w:t>
       </w:r>
     </w:p>
     <w:tbl>
@@ -148,7 +148,7 @@
               <w:rPr>
                 <w:sz w:val="20"/>
               </w:rPr>
-              <w:t>49</w:t>
+              <w:t>47</w:t>
             </w:r>
           </w:p>
         </w:tc>
@@ -179,7 +179,7 @@
               <w:rPr>
                 <w:sz w:val="20"/>
               </w:rPr>
-              <w:t>41</w:t>
+              <w:t>42</w:t>
             </w:r>
           </w:p>
         </w:tc>
@@ -212,7 +212,7 @@
               <w:rPr>
                 <w:sz w:val="20"/>
               </w:rPr>
-              <w:t>44</w:t>
+              <w:t>46</w:t>
             </w:r>
           </w:p>
         </w:tc>
@@ -243,7 +243,7 @@
               <w:rPr>
                 <w:sz w:val="20"/>
               </w:rPr>
-              <w:t>35</w:t>
+              <w:t>29</w:t>
             </w:r>
           </w:p>
         </w:tc>
@@ -276,7 +276,7 @@
               <w:rPr>
                 <w:sz w:val="20"/>
               </w:rPr>
-              <w:t>48</w:t>
+              <w:t>41</w:t>
             </w:r>
           </w:p>
         </w:tc>
@@ -307,7 +307,7 @@
               <w:rPr>
                 <w:sz w:val="20"/>
               </w:rPr>
-              <w:t>47</w:t>
+              <w:t>45</w:t>
             </w:r>
           </w:p>
         </w:tc>
@@ -340,7 +340,7 @@
               <w:rPr>
                 <w:sz w:val="20"/>
               </w:rPr>
-              <w:t>39</w:t>
+              <w:t>41</w:t>
             </w:r>
           </w:p>
         </w:tc>
@@ -371,7 +371,7 @@
               <w:rPr>
                 <w:sz w:val="20"/>
               </w:rPr>
-              <w:t>48</w:t>
+              <w:t>47</w:t>
             </w:r>
           </w:p>
         </w:tc>
@@ -468,7 +468,7 @@
               <w:rPr>
                 <w:sz w:val="20"/>
               </w:rPr>
-              <w:t>25</w:t>
+              <w:t>24</w:t>
             </w:r>
           </w:p>
         </w:tc>
@@ -499,7 +499,7 @@
               <w:rPr>
                 <w:sz w:val="20"/>
               </w:rPr>
-              <w:t>36</w:t>
+              <w:t>31</w:t>
             </w:r>
           </w:p>
         </w:tc>
@@ -532,7 +532,7 @@
               <w:rPr>
                 <w:sz w:val="20"/>
               </w:rPr>
-              <w:t>27</w:t>
+              <w:t>23</w:t>
             </w:r>
           </w:p>
         </w:tc>
@@ -572,12 +572,12 @@
     <w:p>
       <w:r>
         <w:br/>
-        <w:t>Reason Foundation’s 29th Annual Highway Report measures the condition and cost- effectiveness of state-controlled highways in 13 categories, including pavement and bridge conditions, traffic fatalities, and spending. In the performance categories, ranking first implies the state has the best or lowest fatality rate and its road pavement is in the best condition. A ranking of 50th in performance categories means the state has the worst fatality rates or pavement conditions. In simplified terms, in the cost-effectiveness categories, a rank of 50 means the state spends more money, and a first-place ranking means the state spends less money than other states in that category.</w:t>
+        <w:t>Reason Foundation’s 30th Annual Highway Report measures the condition and cost-effectiveness of state-controlled highways in 13 categories, including pavement and bridge conditions, traffic fatalities, and spending. In the performance categories, ranking first implies the state has the best or lowest fatality rate and its road pavement is in the best condition. A ranking of 50th in performance categories means the state has the worst fatality rates or pavement conditions. In simplified terms, in the cost-effectiveness categories, a rank of 50 means the state spends more money, and a first-place ranking means the state spends less money than other states in that category.</w:t>
       </w:r>
     </w:p>
     <w:p>
       <w:r>
-        <w:t>The report’s data are primarily information each state directly reported to the Federal Highway Administration for 2023. Better Roads and Bridges provides the deficient bridge data, and INRIX.com provides the traffic congestion data.</w:t>
+        <w:t>The report’s data are primarily information each state directly reported to the Federal Highway Administration for 2024. Better Roads and Bridges provides the deficient bridge data, and INRIX.com provides the traffic congestion data.</w:t>
       </w:r>
     </w:p>
     <w:sectPr>
